--- a/4 year/TISPIS/docs/tispis_1.docx
+++ b/4 year/TISPIS/docs/tispis_1.docx
@@ -517,35 +517,6 @@
       <w:pPr>
         <w:spacing w:line="0" w:lineRule="atLeast"/>
         <w:contextualSpacing/>
-        <w:jc w:val="both"/>
-        <w:rPr>
-          <w:rFonts w:ascii="Times New Roman" w:hAnsi="Times New Roman" w:cs="Times New Roman"/>
-          <w:sz w:val="28"/>
-          <w:szCs w:val="28"/>
-        </w:rPr>
-      </w:pPr>
-      <w:r>
-        <w:rPr>
-          <w:rStyle w:val="aff0"/>
-          <w:rFonts w:ascii="Times New Roman" w:hAnsi="Times New Roman" w:cs="Times New Roman"/>
-          <w:sz w:val="28"/>
-          <w:szCs w:val="28"/>
-        </w:rPr>
-        <w:t>Вариант:</w:t>
-      </w:r>
-      <w:r>
-        <w:rPr>
-          <w:rFonts w:ascii="Times New Roman" w:hAnsi="Times New Roman" w:cs="Times New Roman"/>
-          <w:sz w:val="28"/>
-          <w:szCs w:val="28"/>
-        </w:rPr>
-        <w:t xml:space="preserve"> 1.3 – Система тестирования знаний с адаптивными вопросами</w:t>
-      </w:r>
-    </w:p>
-    <w:p>
-      <w:pPr>
-        <w:spacing w:line="0" w:lineRule="atLeast"/>
-        <w:contextualSpacing/>
         <w:rPr>
           <w:rFonts w:ascii="Times New Roman" w:hAnsi="Times New Roman" w:cs="Times New Roman"/>
           <w:sz w:val="28"/>
@@ -571,8 +542,9 @@
     <w:p>
       <w:pPr>
         <w:pStyle w:val="afe"/>
-        <w:jc w:val="both"/>
         <w:rPr>
+          <w:b/>
+          <w:bCs/>
           <w:sz w:val="28"/>
           <w:szCs w:val="28"/>
         </w:rPr>
@@ -582,18 +554,21 @@
           <w:sz w:val="28"/>
           <w:szCs w:val="28"/>
         </w:rPr>
-        <w:t xml:space="preserve">Система тестирования знаний предназначена для оценки уровня знаний пользователей с использованием </w:t>
+        <w:t>Интеллектуальная система расчета рейтинга ELO предназначена для оценки уровня мастерства игроков в шахматы на основе их результатов парти</w:t>
       </w:r>
       <w:r>
         <w:rPr>
-          <w:rStyle w:val="aff0"/>
-          <w:rFonts w:eastAsia="Arial"/>
-          <w:b w:val="0"/>
-          <w:bCs w:val="0"/>
           <w:sz w:val="28"/>
           <w:szCs w:val="28"/>
         </w:rPr>
-        <w:t>адаптивного подхода</w:t>
+        <w:t>и</w:t>
+      </w:r>
+      <w:r>
+        <w:rPr>
+          <w:sz w:val="28"/>
+          <w:szCs w:val="28"/>
+        </w:rPr>
+        <w:t>.</w:t>
       </w:r>
       <w:r>
         <w:rPr>
@@ -607,14 +582,30 @@
           <w:sz w:val="28"/>
           <w:szCs w:val="28"/>
         </w:rPr>
-        <w:t>-</w:t>
+        <w:t>Система автоматически пересчитывает рейтинг игрока после игры с учетом силы соперников и результатов партий.</w:t>
       </w:r>
       <w:r>
         <w:rPr>
           <w:sz w:val="28"/>
           <w:szCs w:val="28"/>
         </w:rPr>
-        <w:t xml:space="preserve"> подбор вопросов осуществляется на основе ответов, данных ранее. Такая система может применяться в учебных заведениях, на курсах повышения квалификации, при сертификации специалистов.</w:t>
+        <w:t xml:space="preserve"> </w:t>
+      </w:r>
+      <w:r>
+        <w:rPr>
+          <w:sz w:val="28"/>
+          <w:szCs w:val="28"/>
+        </w:rPr>
+        <w:t>Такая система может использоваться в онлайн-платформах, шахматных клубах и турнирных системах.</w:t>
+      </w:r>
+      <w:r>
+        <w:rPr>
+          <w:b/>
+          <w:bCs/>
+          <w:sz w:val="28"/>
+          <w:szCs w:val="28"/>
+        </w:rPr>
+        <w:t xml:space="preserve"> </w:t>
       </w:r>
     </w:p>
     <w:p>
@@ -658,8 +649,8 @@
         <w:tblLook w:val="04A0" w:firstRow="1" w:lastRow="0" w:firstColumn="1" w:lastColumn="0" w:noHBand="0" w:noVBand="1"/>
       </w:tblPr>
       <w:tblGrid>
-        <w:gridCol w:w="1745"/>
-        <w:gridCol w:w="8711"/>
+        <w:gridCol w:w="1948"/>
+        <w:gridCol w:w="8508"/>
       </w:tblGrid>
       <w:tr>
         <w:trPr>
@@ -679,6 +670,8 @@
               <w:jc w:val="center"/>
               <w:rPr>
                 <w:rFonts w:ascii="Times New Roman" w:eastAsia="Times New Roman" w:hAnsi="Times New Roman" w:cs="Times New Roman"/>
+                <w:b/>
+                <w:bCs/>
                 <w:sz w:val="24"/>
                 <w:szCs w:val="24"/>
                 <w:lang w:val="ru-BY" w:eastAsia="ru-BY"/>
@@ -687,6 +680,8 @@
             <w:r>
               <w:rPr>
                 <w:rFonts w:ascii="Times New Roman" w:eastAsia="Times New Roman" w:hAnsi="Times New Roman" w:cs="Times New Roman"/>
+                <w:b/>
+                <w:bCs/>
                 <w:sz w:val="24"/>
                 <w:szCs w:val="24"/>
                 <w:lang w:val="ru-BY" w:eastAsia="ru-BY"/>
@@ -753,6 +748,8 @@
             <w:r>
               <w:rPr>
                 <w:rFonts w:ascii="Times New Roman" w:eastAsia="Times New Roman" w:hAnsi="Times New Roman" w:cs="Times New Roman"/>
+                <w:b/>
+                <w:bCs/>
                 <w:sz w:val="24"/>
                 <w:szCs w:val="24"/>
                 <w:lang w:val="ru-BY" w:eastAsia="ru-BY"/>
@@ -785,7 +782,7 @@
                 <w:szCs w:val="24"/>
                 <w:lang w:val="ru-BY" w:eastAsia="ru-BY"/>
               </w:rPr>
-              <w:t>Создание экспертной системы, способной проводить адаптивное тестирование знаний пользователей и автоматически оценивать их уровень подготовки.</w:t>
+              <w:t>Разработать экспертную систему, способную вычислять изменение рейтинга ELO игрока на основе одной партии.</w:t>
             </w:r>
           </w:p>
         </w:tc>
@@ -814,6 +811,8 @@
             <w:r>
               <w:rPr>
                 <w:rFonts w:ascii="Times New Roman" w:eastAsia="Times New Roman" w:hAnsi="Times New Roman" w:cs="Times New Roman"/>
+                <w:b/>
+                <w:bCs/>
                 <w:sz w:val="24"/>
                 <w:szCs w:val="24"/>
                 <w:lang w:val="ru-BY" w:eastAsia="ru-BY"/>
@@ -846,7 +845,7 @@
                 <w:szCs w:val="24"/>
                 <w:lang w:val="ru-BY" w:eastAsia="ru-BY"/>
               </w:rPr>
-              <w:t>Студенты, преподаватели, специалисты, проходящие сертификацию.</w:t>
+              <w:t>Шахматисты, администраторы турниров, разработчики онлайн-платформ.</w:t>
             </w:r>
           </w:p>
         </w:tc>
@@ -875,6 +874,8 @@
             <w:r>
               <w:rPr>
                 <w:rFonts w:ascii="Times New Roman" w:eastAsia="Times New Roman" w:hAnsi="Times New Roman" w:cs="Times New Roman"/>
+                <w:b/>
+                <w:bCs/>
                 <w:sz w:val="24"/>
                 <w:szCs w:val="24"/>
                 <w:lang w:val="ru-BY" w:eastAsia="ru-BY"/>
@@ -907,7 +908,25 @@
                 <w:szCs w:val="24"/>
                 <w:lang w:val="ru-BY" w:eastAsia="ru-BY"/>
               </w:rPr>
-              <w:t>База вопросов с указанием сложности и тематической принадлежности; ответы пользователя на вопросы; настройки тестирования.</w:t>
+              <w:t>Рейтинг игрока, рейтинг соперника,</w:t>
+            </w:r>
+            <w:r>
+              <w:rPr>
+                <w:rFonts w:ascii="Times New Roman" w:eastAsia="Times New Roman" w:hAnsi="Times New Roman" w:cs="Times New Roman"/>
+                <w:sz w:val="24"/>
+                <w:szCs w:val="24"/>
+                <w:lang w:eastAsia="ru-BY"/>
+              </w:rPr>
+              <w:t xml:space="preserve"> ходы партии,</w:t>
+            </w:r>
+            <w:r>
+              <w:rPr>
+                <w:rFonts w:ascii="Times New Roman" w:eastAsia="Times New Roman" w:hAnsi="Times New Roman" w:cs="Times New Roman"/>
+                <w:sz w:val="24"/>
+                <w:szCs w:val="24"/>
+                <w:lang w:val="ru-BY" w:eastAsia="ru-BY"/>
+              </w:rPr>
+              <w:t xml:space="preserve"> результат партии (1 — победа, 0.5 — ничья, 0 — поражение).</w:t>
             </w:r>
           </w:p>
         </w:tc>
@@ -936,6 +955,8 @@
             <w:r>
               <w:rPr>
                 <w:rFonts w:ascii="Times New Roman" w:eastAsia="Times New Roman" w:hAnsi="Times New Roman" w:cs="Times New Roman"/>
+                <w:b/>
+                <w:bCs/>
                 <w:sz w:val="24"/>
                 <w:szCs w:val="24"/>
                 <w:lang w:val="ru-BY" w:eastAsia="ru-BY"/>
@@ -966,9 +987,18 @@
                 <w:rFonts w:ascii="Times New Roman" w:eastAsia="Times New Roman" w:hAnsi="Times New Roman" w:cs="Times New Roman"/>
                 <w:sz w:val="24"/>
                 <w:szCs w:val="24"/>
+                <w:lang w:eastAsia="ru-BY"/>
+              </w:rPr>
+              <w:t>Р</w:t>
+            </w:r>
+            <w:r>
+              <w:rPr>
+                <w:rFonts w:ascii="Times New Roman" w:eastAsia="Times New Roman" w:hAnsi="Times New Roman" w:cs="Times New Roman"/>
+                <w:sz w:val="24"/>
+                <w:szCs w:val="24"/>
                 <w:lang w:val="ru-BY" w:eastAsia="ru-BY"/>
               </w:rPr>
-              <w:t>Оценка уровня знаний пользователя; отчёт о результатах теста; рекомендации по темам, требующим повторения.</w:t>
+              <w:t>ейтинг игрока после партии.</w:t>
             </w:r>
           </w:p>
         </w:tc>
@@ -997,6 +1027,8 @@
             <w:r>
               <w:rPr>
                 <w:rFonts w:ascii="Times New Roman" w:eastAsia="Times New Roman" w:hAnsi="Times New Roman" w:cs="Times New Roman"/>
+                <w:b/>
+                <w:bCs/>
                 <w:sz w:val="24"/>
                 <w:szCs w:val="24"/>
                 <w:lang w:val="ru-BY" w:eastAsia="ru-BY"/>
@@ -1029,7 +1061,7 @@
                 <w:szCs w:val="24"/>
                 <w:lang w:val="ru-BY" w:eastAsia="ru-BY"/>
               </w:rPr>
-              <w:t>Время отклика не более 2 секунд; тест не должен превышать 20 вопросов; система должна работать в автономном режиме без подключения к сети.</w:t>
+              <w:t xml:space="preserve">Расчет должен выполняться мгновенно; допускается точность не ниже 0.01; </w:t>
             </w:r>
           </w:p>
         </w:tc>
@@ -1058,6 +1090,8 @@
             <w:r>
               <w:rPr>
                 <w:rFonts w:ascii="Times New Roman" w:eastAsia="Times New Roman" w:hAnsi="Times New Roman" w:cs="Times New Roman"/>
+                <w:b/>
+                <w:bCs/>
                 <w:sz w:val="24"/>
                 <w:szCs w:val="24"/>
                 <w:lang w:val="ru-BY" w:eastAsia="ru-BY"/>
@@ -1090,7 +1124,7 @@
                 <w:szCs w:val="24"/>
                 <w:lang w:val="ru-BY" w:eastAsia="ru-BY"/>
               </w:rPr>
-              <w:t>Обучение и классификация (оценка знаний и адаптация сложности).</w:t>
+              <w:t xml:space="preserve">Моделирование и прогнозирование </w:t>
             </w:r>
           </w:p>
         </w:tc>
@@ -1116,9 +1150,9 @@
           <w:lang w:val="ru-BY"/>
         </w:rPr>
         <w:drawing>
-          <wp:inline distT="0" distB="0" distL="0" distR="0" wp14:anchorId="479D5A3D" wp14:editId="662479AA">
-            <wp:extent cx="4503420" cy="3542152"/>
-            <wp:effectExtent l="0" t="0" r="0" b="1270"/>
+          <wp:inline distT="0" distB="0" distL="0" distR="0" wp14:anchorId="4D84515F" wp14:editId="0757072A">
+            <wp:extent cx="3741420" cy="3652338"/>
+            <wp:effectExtent l="0" t="0" r="0" b="5715"/>
             <wp:docPr id="1" name="Рисунок 1"/>
             <wp:cNvGraphicFramePr>
               <a:graphicFrameLocks xmlns:a="http://schemas.openxmlformats.org/drawingml/2006/main" noChangeAspect="1"/>
@@ -1139,7 +1173,7 @@
                   <pic:spPr>
                     <a:xfrm>
                       <a:off x="0" y="0"/>
-                      <a:ext cx="4528456" cy="3561844"/>
+                      <a:ext cx="3758382" cy="3668896"/>
                     </a:xfrm>
                     <a:prstGeom prst="rect">
                       <a:avLst/>

--- a/4 year/TISPIS/docs/tispis_1.docx
+++ b/4 year/TISPIS/docs/tispis_1.docx
@@ -554,21 +554,7 @@
           <w:sz w:val="28"/>
           <w:szCs w:val="28"/>
         </w:rPr>
-        <w:t>Интеллектуальная система расчета рейтинга ELO предназначена для оценки уровня мастерства игроков в шахматы на основе их результатов парти</w:t>
-      </w:r>
-      <w:r>
-        <w:rPr>
-          <w:sz w:val="28"/>
-          <w:szCs w:val="28"/>
-        </w:rPr>
-        <w:t>и</w:t>
-      </w:r>
-      <w:r>
-        <w:rPr>
-          <w:sz w:val="28"/>
-          <w:szCs w:val="28"/>
-        </w:rPr>
-        <w:t>.</w:t>
+        <w:t>Интеллектуальная система расчета рейтинга ELO предназначена для оценки уровня мастерства игроков в шахматы на основе их результатов партии.</w:t>
       </w:r>
       <w:r>
         <w:rPr>
@@ -649,8 +635,8 @@
         <w:tblLook w:val="04A0" w:firstRow="1" w:lastRow="0" w:firstColumn="1" w:lastColumn="0" w:noHBand="0" w:noVBand="1"/>
       </w:tblPr>
       <w:tblGrid>
-        <w:gridCol w:w="1948"/>
-        <w:gridCol w:w="8508"/>
+        <w:gridCol w:w="1726"/>
+        <w:gridCol w:w="8730"/>
       </w:tblGrid>
       <w:tr>
         <w:trPr>
@@ -1145,6 +1131,7 @@
       <w:r>
         <w:rPr>
           <w:rFonts w:ascii="Times New Roman" w:hAnsi="Times New Roman" w:cs="Times New Roman"/>
+          <w:noProof/>
           <w:sz w:val="28"/>
           <w:szCs w:val="28"/>
           <w:lang w:val="ru-BY"/>
@@ -1184,6 +1171,43 @@
             </a:graphic>
           </wp:inline>
         </w:drawing>
+      </w:r>
+    </w:p>
+    <w:p>
+      <w:pPr>
+        <w:spacing w:line="0" w:lineRule="atLeast"/>
+        <w:contextualSpacing/>
+        <w:jc w:val="center"/>
+        <w:rPr>
+          <w:rFonts w:ascii="Times New Roman" w:hAnsi="Times New Roman" w:cs="Times New Roman"/>
+          <w:sz w:val="28"/>
+          <w:szCs w:val="28"/>
+        </w:rPr>
+      </w:pPr>
+      <w:r>
+        <w:rPr>
+          <w:rFonts w:ascii="Times New Roman" w:hAnsi="Times New Roman" w:cs="Times New Roman"/>
+          <w:sz w:val="28"/>
+          <w:szCs w:val="28"/>
+        </w:rPr>
+        <w:t xml:space="preserve">Рисунок 1. </w:t>
+      </w:r>
+      <w:r>
+        <w:rPr>
+          <w:rFonts w:ascii="Times New Roman" w:hAnsi="Times New Roman" w:cs="Times New Roman"/>
+          <w:sz w:val="28"/>
+          <w:szCs w:val="28"/>
+          <w:lang w:val="en-US"/>
+        </w:rPr>
+        <w:t xml:space="preserve">UseCase </w:t>
+      </w:r>
+      <w:r>
+        <w:rPr>
+          <w:rFonts w:ascii="Times New Roman" w:hAnsi="Times New Roman" w:cs="Times New Roman"/>
+          <w:sz w:val="28"/>
+          <w:szCs w:val="28"/>
+        </w:rPr>
+        <w:t>диаграмма</w:t>
       </w:r>
     </w:p>
     <w:p>
